--- a/Data_Science_Project_Proposal.docx
+++ b/Data_Science_Project_Proposal.docx
@@ -52,6 +52,30 @@
         <w:t>889551133</w:t>
       </w:r>
     </w:p>
+    <w:p>
+      <w:proofErr w:type="spellStart"/>
+      <w:r>
+        <w:rPr>
+          <w:b/>
+          <w:bCs/>
+        </w:rPr>
+        <w:t>Github</w:t>
+      </w:r>
+      <w:proofErr w:type="spellEnd"/>
+      <w:r>
+        <w:rPr>
+          <w:b/>
+          <w:bCs/>
+        </w:rPr>
+        <w:t>:</w:t>
+      </w:r>
+      <w:r>
+        <w:t xml:space="preserve">  </w:t>
+      </w:r>
+      <w:r>
+        <w:t xml:space="preserve">https://github.com/BrandonSwallow/CSC605-Individual-Project </w:t>
+      </w:r>
+    </w:p>
     <w:p/>
     <w:p>
       <w:pPr>
@@ -140,34 +164,34 @@
         <w:t xml:space="preserve">Dataset Size: </w:t>
       </w:r>
       <w:r>
-        <w:t xml:space="preserve">Number of rows: </w:t>
-      </w:r>
-      <w:r>
-        <w:rPr>
-          <w:highlight w:val="yellow"/>
-        </w:rPr>
-        <w:t>[#]</w:t>
-      </w:r>
-      <w:r>
-        <w:t xml:space="preserve"> person records in the raw state file (</w:t>
-      </w:r>
-      <w:r>
-        <w:rPr>
-          <w:highlight w:val="yellow"/>
-        </w:rPr>
-        <w:t>[#]</w:t>
-      </w:r>
-      <w:r>
-        <w:t xml:space="preserve"> after filtering to ages 18–64). Number of columns: </w:t>
-      </w:r>
-      <w:r>
-        <w:rPr>
-          <w:highlight w:val="yellow"/>
-        </w:rPr>
-        <w:t>[#]</w:t>
-      </w:r>
-      <w:r>
-        <w:t xml:space="preserve"> in the raw file; about 20 relevant variables will be selected for analysis. Label variable: employment status, derived from the ESR variable as a binary label (employed vs. not employed).</w:t>
+        <w:t>Number of rows</w:t>
+      </w:r>
+      <w:r>
+        <w:t>: [</w:t>
+      </w:r>
+      <w:r>
+        <w:t>114,270</w:t>
+      </w:r>
+      <w:r>
+        <w:t>] person records in the raw state file ([</w:t>
+      </w:r>
+      <w:r>
+        <w:t>65,915</w:t>
+      </w:r>
+      <w:r>
+        <w:t>] after filtering to ages 18–64). Number of columns: [</w:t>
+      </w:r>
+      <w:r>
+        <w:t>22</w:t>
+      </w:r>
+      <w:r>
+        <w:t xml:space="preserve">] in the </w:t>
+      </w:r>
+      <w:r>
+        <w:t>extracted file</w:t>
+      </w:r>
+      <w:r>
+        <w:t>; about 20 relevant variables will be selected for analysis. Label variable: employment status, derived from the ESR variable as a binary label (employed vs. not employed).</w:t>
       </w:r>
     </w:p>
     <w:p>
@@ -211,7 +235,13 @@
         <w:spacing w:after="60"/>
       </w:pPr>
       <w:r>
-        <w:t>How large is the employment gap between working-age adults with and without disabilities, and does it differ by disability type?</w:t>
+        <w:t>How large is the employment gap between working-age adults with and without disabilities, and does it differ by dis</w:t>
+      </w:r>
+      <w:r>
+        <w:t>1</w:t>
+      </w:r>
+      <w:r>
+        <w:t>ability type?</w:t>
       </w:r>
     </w:p>
     <w:p>
@@ -236,14 +266,11 @@
           <w:b/>
           <w:bCs/>
         </w:rPr>
+        <w:lastRenderedPageBreak/>
         <w:t xml:space="preserve">Why this matters: </w:t>
       </w:r>
       <w:r>
-        <w:t xml:space="preserve">People with disabilities are employed at much lower rates than people without disabilities, and closing this gap is a major focus of federal programs such as the Department of Labor’s Office of Disability Employment Policy. Knowing which factors are </w:t>
-      </w:r>
-      <w:r>
-        <w:lastRenderedPageBreak/>
-        <w:t>most strongly associated with employment, and which disability types face the largest gaps, can help policymakers, vocational rehabilitation programs, and employers decide where support such as job training, education access, or workplace accommodations would have the most impact.</w:t>
+        <w:t>People with disabilities are employed at much lower rates than people without disabilities, and closing this gap is a major focus of federal programs such as the Department of Labor’s Office of Disability Employment Policy. Knowing which factors are most strongly associated with employment, and which disability types face the largest gaps, can help policymakers, vocational rehabilitation programs, and employers decide where support such as job training, education access, or workplace accommodations would have the most impact.</w:t>
       </w:r>
     </w:p>
     <w:p>
@@ -319,14 +346,11 @@
           <w:b/>
           <w:bCs/>
         </w:rPr>
+        <w:lastRenderedPageBreak/>
         <w:t xml:space="preserve">Machine Learning: </w:t>
       </w:r>
       <w:r>
-        <w:t xml:space="preserve">The task is binary classification (employed vs. not employed) for working-age adults with disabilities. Baseline model: Logistic Regression, which is interpretable and shows the direction and strength of each factor. Advanced model: Random Forest and/or XGBoost, which can capture nonlinear relationships and </w:t>
-      </w:r>
-      <w:r>
-        <w:lastRenderedPageBreak/>
-        <w:t>interactions between factors. Evaluation metrics: accuracy, precision, recall, F1-score, ROC-AUC, and a confusion matrix, using a stratified train/test split and cross-validation. I will compare feature importance across models to answer which factors matter most. Income variables will be excluded from the features because they directly reveal employment status (data leakage).</w:t>
+        <w:t>The task is binary classification (employed vs. not employed) for working-age adults with disabilities. Baseline model: Logistic Regression, which is interpretable and shows the direction and strength of each factor. Advanced model: Random Forest and/or XGBoost, which can capture nonlinear relationships and interactions between factors. Evaluation metrics: accuracy, precision, recall, F1-score, ROC-AUC, and a confusion matrix, using a stratified train/test split and cross-validation. I will compare feature importance across models to answer which factors matter most. Income variables will be excluded from the features because they directly reveal employment status (data leakage).</w:t>
       </w:r>
     </w:p>
     <w:p>
@@ -417,6 +441,77 @@
       </w:r>
     </w:p>
     <w:p/>
+    <w:p>
+      <w:r>
+        <w:t>https://github.com/BrandonSwallow/CSC605-Individual-Project</w:t>
+      </w:r>
+      <w:r>
+        <w:t xml:space="preserve"> </w:t>
+      </w:r>
+    </w:p>
+    <w:p>
+      <w:r>
+        <w:lastRenderedPageBreak/>
+        <w:t xml:space="preserve">pums_clean.csv </w:t>
+      </w:r>
+      <w:r>
+        <w:rPr>
+          <w:noProof/>
+        </w:rPr>
+        <w:drawing>
+          <wp:anchor distT="0" distB="0" distL="0" distR="0" simplePos="0" relativeHeight="251659264" behindDoc="0" locked="0" layoutInCell="0" allowOverlap="1" wp14:anchorId="774A8653" wp14:editId="55E9A6D2">
+            <wp:simplePos x="0" y="0"/>
+            <wp:positionH relativeFrom="margin">
+              <wp:align>left</wp:align>
+            </wp:positionH>
+            <wp:positionV relativeFrom="paragraph">
+              <wp:posOffset>318135</wp:posOffset>
+            </wp:positionV>
+            <wp:extent cx="6261735" cy="3095625"/>
+            <wp:effectExtent l="0" t="0" r="5715" b="9525"/>
+            <wp:wrapSquare wrapText="largest"/>
+            <wp:docPr id="2" name="Image1"/>
+            <wp:cNvGraphicFramePr>
+              <a:graphicFrameLocks xmlns:a="http://schemas.openxmlformats.org/drawingml/2006/main" noChangeAspect="1"/>
+            </wp:cNvGraphicFramePr>
+            <a:graphic xmlns:a="http://schemas.openxmlformats.org/drawingml/2006/main">
+              <a:graphicData uri="http://schemas.openxmlformats.org/drawingml/2006/picture">
+                <pic:pic xmlns:pic="http://schemas.openxmlformats.org/drawingml/2006/picture">
+                  <pic:nvPicPr>
+                    <pic:cNvPr id="2" name="Image1"/>
+                    <pic:cNvPicPr>
+                      <a:picLocks noChangeAspect="1" noChangeArrowheads="1"/>
+                    </pic:cNvPicPr>
+                  </pic:nvPicPr>
+                  <pic:blipFill>
+                    <a:blip r:embed="rId5"/>
+                    <a:stretch>
+                      <a:fillRect/>
+                    </a:stretch>
+                  </pic:blipFill>
+                  <pic:spPr bwMode="auto">
+                    <a:xfrm>
+                      <a:off x="0" y="0"/>
+                      <a:ext cx="6261735" cy="3095625"/>
+                    </a:xfrm>
+                    <a:prstGeom prst="rect">
+                      <a:avLst/>
+                    </a:prstGeom>
+                    <a:noFill/>
+                  </pic:spPr>
+                </pic:pic>
+              </a:graphicData>
+            </a:graphic>
+            <wp14:sizeRelH relativeFrom="margin">
+              <wp14:pctWidth>0</wp14:pctWidth>
+            </wp14:sizeRelH>
+            <wp14:sizeRelV relativeFrom="margin">
+              <wp14:pctHeight>0</wp14:pctHeight>
+            </wp14:sizeRelV>
+          </wp:anchor>
+        </w:drawing>
+      </w:r>
+    </w:p>
     <w:sectPr>
       <w:pgSz w:w="12240" w:h="15840"/>
       <w:pgMar w:top="1440" w:right="1440" w:bottom="1440" w:left="1440" w:header="720" w:footer="720" w:gutter="0"/>
